--- a/инструкция.docx
+++ b/инструкция.docx
@@ -81,6 +81,159 @@
       <w:proofErr w:type="spellEnd"/>
       <w:r>
         <w:t xml:space="preserve"> --reload --port 8000</w:t>
+      </w:r>
+    </w:p>
+    <w:p>
+      <w:pPr>
+        <w:rPr>
+          <w:lang w:val="ru-RU"/>
+        </w:rPr>
+      </w:pPr>
+      <w:hyperlink r:id="rId4" w:history="1">
+        <w:r>
+          <w:rPr>
+            <w:rStyle w:val="Hyperlink"/>
+          </w:rPr>
+          <w:t>http</w:t>
+        </w:r>
+        <w:r>
+          <w:rPr>
+            <w:rStyle w:val="Hyperlink"/>
+            <w:lang w:val="ru-RU"/>
+          </w:rPr>
+          <w:t>://127.0.0.1:8000](</w:t>
+        </w:r>
+        <w:r>
+          <w:rPr>
+            <w:rStyle w:val="Hyperlink"/>
+          </w:rPr>
+          <w:t>http</w:t>
+        </w:r>
+        <w:r>
+          <w:rPr>
+            <w:rStyle w:val="Hyperlink"/>
+            <w:lang w:val="ru-RU"/>
+          </w:rPr>
+          <w:t>://127.0.0.1:8000</w:t>
+        </w:r>
+      </w:hyperlink>
+    </w:p>
+    <w:p>
+      <w:pPr>
+        <w:rPr>
+          <w:lang w:val="ru-RU"/>
+        </w:rPr>
+      </w:pPr>
+      <w:hyperlink r:id="rId5" w:history="1">
+        <w:r>
+          <w:rPr>
+            <w:rStyle w:val="Hyperlink"/>
+          </w:rPr>
+          <w:t>http</w:t>
+        </w:r>
+        <w:r>
+          <w:rPr>
+            <w:rStyle w:val="Hyperlink"/>
+            <w:lang w:val="ru-RU"/>
+          </w:rPr>
+          <w:t>://127.0.0.1:8000/</w:t>
+        </w:r>
+      </w:hyperlink>
+    </w:p>
+    <w:p>
+      <w:pPr>
+        <w:rPr>
+          <w:rFonts w:ascii="Arial" w:hAnsi="Arial" w:cs="Arial"/>
+          <w:color w:val="1F1F1F"/>
+          <w:sz w:val="26"/>
+          <w:szCs w:val="26"/>
+          <w:shd w:val="clear" w:color="auto" w:fill="F2F0F0"/>
+          <w:lang w:val="ru-RU"/>
+        </w:rPr>
+      </w:pPr>
+      <w:r>
+        <w:rPr>
+          <w:rFonts w:ascii="Arial" w:hAnsi="Arial" w:cs="Arial"/>
+          <w:color w:val="1F1F1F"/>
+          <w:sz w:val="26"/>
+          <w:szCs w:val="26"/>
+          <w:shd w:val="clear" w:color="auto" w:fill="F2F0F0"/>
+          <w:lang w:val="ru-RU"/>
+        </w:rPr>
+        <w:t xml:space="preserve">Выбираем код на </w:t>
+      </w:r>
+      <w:r>
+        <w:rPr>
+          <w:rFonts w:ascii="Arial" w:hAnsi="Arial" w:cs="Arial"/>
+          <w:color w:val="1F1F1F"/>
+          <w:sz w:val="26"/>
+          <w:szCs w:val="26"/>
+          <w:shd w:val="clear" w:color="auto" w:fill="F2F0F0"/>
+        </w:rPr>
+        <w:t>GitHub</w:t>
+      </w:r>
+      <w:r>
+        <w:rPr>
+          <w:rFonts w:ascii="Arial" w:hAnsi="Arial" w:cs="Arial"/>
+          <w:color w:val="1F1F1F"/>
+          <w:sz w:val="26"/>
+          <w:szCs w:val="26"/>
+          <w:shd w:val="clear" w:color="auto" w:fill="F2F0F0"/>
+          <w:lang w:val="ru-RU"/>
+        </w:rPr>
+        <w:t xml:space="preserve"> и подключение к </w:t>
+      </w:r>
+      <w:r>
+        <w:rPr>
+          <w:rFonts w:ascii="Arial" w:hAnsi="Arial" w:cs="Arial"/>
+          <w:color w:val="1F1F1F"/>
+          <w:sz w:val="26"/>
+          <w:szCs w:val="26"/>
+          <w:shd w:val="clear" w:color="auto" w:fill="F2F0F0"/>
+        </w:rPr>
+        <w:t>Render</w:t>
+      </w:r>
+      <w:r>
+        <w:rPr>
+          <w:rFonts w:ascii="Arial" w:hAnsi="Arial" w:cs="Arial"/>
+          <w:color w:val="1F1F1F"/>
+          <w:sz w:val="26"/>
+          <w:szCs w:val="26"/>
+          <w:shd w:val="clear" w:color="auto" w:fill="F2F0F0"/>
+          <w:lang w:val="ru-RU"/>
+        </w:rPr>
+        <w:t>.</w:t>
+      </w:r>
+    </w:p>
+    <w:p>
+      <w:r>
+        <w:t>PS D:\Papa\PROG_OKX&gt; git config user.name "</w:t>
+      </w:r>
+      <w:proofErr w:type="spellStart"/>
+      <w:r>
+        <w:t>blisada</w:t>
+      </w:r>
+      <w:proofErr w:type="spellEnd"/>
+      <w:r>
+        <w:t>"</w:t>
+      </w:r>
+    </w:p>
+    <w:p>
+      <w:r>
+        <w:t xml:space="preserve">PS D:\Papa\PROG_OKX&gt; git config </w:t>
+      </w:r>
+      <w:proofErr w:type="spellStart"/>
+      <w:r>
+        <w:t>user.email</w:t>
+      </w:r>
+      <w:proofErr w:type="spellEnd"/>
+      <w:r>
+        <w:t xml:space="preserve"> "blisada@gmai.com"</w:t>
+      </w:r>
+    </w:p>
+    <w:p>
+      <w:r>
+        <w:t>PS D:\Papa\PROG_OKX&gt; git commit -m "Initial commit - RPS game"</w:t>
       </w:r>
     </w:p>
     <w:sectPr>
@@ -524,6 +677,29 @@
     <w:basedOn w:val="DefaultParagraphFont"/>
     <w:rsid w:val="0077074E"/>
   </w:style>
+  <w:style w:type="character" w:styleId="Hyperlink">
+    <w:name w:val="Hyperlink"/>
+    <w:basedOn w:val="DefaultParagraphFont"/>
+    <w:uiPriority w:val="99"/>
+    <w:unhideWhenUsed/>
+    <w:rsid w:val="005C289E"/>
+    <w:rPr>
+      <w:color w:val="0563C1" w:themeColor="hyperlink"/>
+      <w:u w:val="single"/>
+    </w:rPr>
+  </w:style>
+  <w:style w:type="character" w:styleId="UnresolvedMention">
+    <w:name w:val="Unresolved Mention"/>
+    <w:basedOn w:val="DefaultParagraphFont"/>
+    <w:uiPriority w:val="99"/>
+    <w:semiHidden/>
+    <w:unhideWhenUsed/>
+    <w:rsid w:val="005C289E"/>
+    <w:rPr>
+      <w:color w:val="605E5C"/>
+      <w:shd w:val="clear" w:color="auto" w:fill="E1DFDD"/>
+    </w:rPr>
+  </w:style>
 </w:styles>
 </file>
 

--- a/инструкция.docx
+++ b/инструкция.docx
@@ -3,14 +3,12 @@
 <w:document xmlns:wpc="http://schemas.microsoft.com/office/word/2010/wordprocessingCanvas" xmlns:cx="http://schemas.microsoft.com/office/drawing/2014/chartex" xmlns:cx1="http://schemas.microsoft.com/office/drawing/2015/9/8/chartex" xmlns:cx2="http://schemas.microsoft.com/office/drawing/2015/10/21/chartex" xmlns:cx3="http://schemas.microsoft.com/office/drawing/2016/5/9/chartex" xmlns:cx4="http://schemas.microsoft.com/office/drawing/2016/5/10/chartex" xmlns:cx5="http://schemas.microsoft.com/office/drawing/2016/5/11/chartex" xmlns:cx6="http://schemas.microsoft.com/office/drawing/2016/5/12/chartex" xmlns:cx7="http://schemas.microsoft.com/office/drawing/2016/5/13/chartex" xmlns:cx8="http://schemas.microsoft.com/office/drawing/2016/5/14/chartex" xmlns:mc="http://schemas.openxmlformats.org/markup-compatibility/2006" xmlns:aink="http://schemas.microsoft.com/office/drawing/2016/ink" xmlns:am3d="http://schemas.microsoft.com/office/drawing/2017/model3d" xmlns:o="urn:schemas-microsoft-com:office:office" xmlns:r="http://schemas.openxmlformats.org/officeDocument/2006/relationships" xmlns:m="http://schemas.openxmlformats.org/officeDocument/2006/math" xmlns:v="urn:schemas-microsoft-com:vml" xmlns:wp14="http://schemas.microsoft.com/office/word/2010/wordprocessingDrawing" xmlns:wp="http://schemas.openxmlformats.org/drawingml/2006/wordprocessingDrawing" xmlns:w10="urn:schemas-microsoft-com:office:word" xmlns:w="http://schemas.openxmlformats.org/wordprocessingml/2006/main" xmlns:w14="http://schemas.microsoft.com/office/word/2010/wordml" xmlns:w15="http://schemas.microsoft.com/office/word/2012/wordml" xmlns:w16cex="http://schemas.microsoft.com/office/word/2018/wordml/cex" xmlns:w16cid="http://schemas.microsoft.com/office/word/2016/wordml/cid" xmlns:w16="http://schemas.microsoft.com/office/word/2018/wordml" xmlns:w16sdtdh="http://schemas.microsoft.com/office/word/2020/wordml/sdtdatahash" xmlns:w16se="http://schemas.microsoft.com/office/word/2015/wordml/symex" xmlns:wpg="http://schemas.microsoft.com/office/word/2010/wordprocessingGroup" xmlns:wpi="http://schemas.microsoft.com/office/word/2010/wordprocessingInk" xmlns:wne="http://schemas.microsoft.com/office/word/2006/wordml" xmlns:wps="http://schemas.microsoft.com/office/word/2010/wordprocessingShape" mc:Ignorable="w14 w15 w16se w16cid w16 w16cex w16sdtdh wp14">
   <w:body>
     <w:p>
-      <w:proofErr w:type="spellStart"/>
       <w:r>
         <w:rPr>
           <w:lang w:val="ru-RU"/>
         </w:rPr>
         <w:t>Инсталяция</w:t>
       </w:r>
-      <w:proofErr w:type="spellEnd"/>
     </w:p>
     <w:p>
       <w:r>
@@ -23,21 +21,8 @@
         <w:t>'C:\Users\blisa\AppData\Local\Programs\Python\Python311\python.exe'</w:t>
       </w:r>
       <w:r>
-        <w:t xml:space="preserve"> -m pip install </w:t>
-      </w:r>
-      <w:proofErr w:type="spellStart"/>
-      <w:r>
-        <w:t>fastapi</w:t>
-      </w:r>
-      <w:proofErr w:type="spellEnd"/>
-      <w:r>
-        <w:t xml:space="preserve"> </w:t>
-      </w:r>
-      <w:proofErr w:type="spellStart"/>
-      <w:r>
-        <w:t>uvicorn</w:t>
-      </w:r>
-      <w:proofErr w:type="spellEnd"/>
+        <w:t xml:space="preserve"> -m pip install fastapi uvicorn</w:t>
+      </w:r>
     </w:p>
     <w:p>
       <w:r>
@@ -64,23 +49,7 @@
         <w:t>'C:\Users\blisa\AppData\Local\Programs\Python\Python311\python.exe'</w:t>
       </w:r>
       <w:r>
-        <w:t xml:space="preserve"> -m </w:t>
-      </w:r>
-      <w:proofErr w:type="spellStart"/>
-      <w:r>
-        <w:t>uvicorn</w:t>
-      </w:r>
-      <w:proofErr w:type="spellEnd"/>
-      <w:r>
-        <w:t xml:space="preserve"> </w:t>
-      </w:r>
-      <w:proofErr w:type="spellStart"/>
-      <w:r>
-        <w:t>main:app</w:t>
-      </w:r>
-      <w:proofErr w:type="spellEnd"/>
-      <w:r>
-        <w:t xml:space="preserve"> --reload --port 8000</w:t>
+        <w:t xml:space="preserve"> -m uvicorn main:app --reload --port 8000</w:t>
       </w:r>
     </w:p>
     <w:p>
@@ -207,33 +176,22 @@
     </w:p>
     <w:p>
       <w:r>
-        <w:t>PS D:\Papa\PROG_OKX&gt; git config user.name "</w:t>
-      </w:r>
-      <w:proofErr w:type="spellStart"/>
-      <w:r>
-        <w:t>blisada</w:t>
-      </w:r>
-      <w:proofErr w:type="spellEnd"/>
-      <w:r>
-        <w:t>"</w:t>
-      </w:r>
-    </w:p>
-    <w:p>
-      <w:r>
-        <w:t xml:space="preserve">PS D:\Papa\PROG_OKX&gt; git config </w:t>
-      </w:r>
-      <w:proofErr w:type="spellStart"/>
-      <w:r>
-        <w:t>user.email</w:t>
-      </w:r>
-      <w:proofErr w:type="spellEnd"/>
-      <w:r>
-        <w:t xml:space="preserve"> "blisada@gmai.com"</w:t>
+        <w:t>PS D:\Papa\PROG_OKX&gt; git config user.name "blisada"</w:t>
+      </w:r>
+    </w:p>
+    <w:p>
+      <w:r>
+        <w:t>PS D:\Papa\PROG_OKX&gt; git config user.email "blisada@gmai.com"</w:t>
       </w:r>
     </w:p>
     <w:p>
       <w:r>
         <w:t>PS D:\Papa\PROG_OKX&gt; git commit -m "Initial commit - RPS game"</w:t>
+      </w:r>
+    </w:p>
+    <w:p>
+      <w:r>
+        <w:t>https://dashboard.render.com/web/srv-d9qmppiju40c73bi62d0</w:t>
       </w:r>
     </w:p>
     <w:sectPr>
